--- a/docs/reports/stage4-comparison.docx
+++ b/docs/reports/stage4-comparison.docx
@@ -2245,58 +2245,26 @@
               <w:rPr>
                 <w:lang w:val="uk"/>
               </w:rPr>
-              <w:t xml:space="preserve">Ізоляція процесів Electron (</w:t>
+              <w:t xml:space="preserve">Типова ізоляція процесів Electron (контекстна ізоляція та вимкнена інтеграція Node у рендерері за замовчуванням) і звужений</w:t>
+            </w:r>
+            <w:r>
+              <w:rPr>
+                <w:lang w:val="uk"/>
+              </w:rPr>
+              <w:t xml:space="preserve"> </w:t>
             </w:r>
             <w:r>
               <w:rPr>
                 <w:rStyle w:val="VerbatimChar"/>
                 <w:lang w:val="uk"/>
               </w:rPr>
-              <w:t xml:space="preserve">contextIsolation</w:t>
-            </w:r>
-            <w:r>
-              <w:rPr>
-                <w:lang w:val="uk"/>
-              </w:rPr>
-              <w:t xml:space="preserve">,</w:t>
-            </w:r>
-            <w:r>
-              <w:rPr>
-                <w:lang w:val="uk"/>
-              </w:rPr>
-              <w:t xml:space="preserve"> </w:t>
-            </w:r>
-            <w:r>
-              <w:rPr>
-                <w:rStyle w:val="VerbatimChar"/>
-                <w:lang w:val="uk"/>
-              </w:rPr>
-              <w:t xml:space="preserve">nodeIntegration: false</w:t>
-            </w:r>
-            <w:r>
-              <w:rPr>
-                <w:lang w:val="uk"/>
-              </w:rPr>
-              <w:t xml:space="preserve">, звужений</w:t>
-            </w:r>
-            <w:r>
-              <w:rPr>
-                <w:lang w:val="uk"/>
-              </w:rPr>
-              <w:t xml:space="preserve"> </w:t>
-            </w:r>
-            <w:r>
-              <w:rPr>
-                <w:rStyle w:val="VerbatimChar"/>
-                <w:lang w:val="uk"/>
-              </w:rPr>
               <w:t xml:space="preserve">PreloadBridge</w:t>
             </w:r>
             <w:r>
               <w:rPr>
                 <w:lang w:val="uk"/>
               </w:rPr>
-              <w:t xml:space="preserve">), локальний доступ до файлів обмежено</w:t>
+              <w:t xml:space="preserve">, локальний доступ до файлів обмежено</w:t>
             </w:r>
             <w:r>
               <w:rPr>

--- a/docs/reports/stage4-comparison.docx
+++ b/docs/reports/stage4-comparison.docx
@@ -1034,6 +1034,196 @@
         </w:rPr>
         <w:t xml:space="preserve">.</w:t>
       </w:r>
+      <w:r>
+        <w:rPr>
+          <w:lang w:val="uk"/>
+        </w:rPr>
+        <w:t xml:space="preserve"> </w:t>
+      </w:r>
+      <w:r>
+        <w:rPr>
+          <w:rStyle w:val="VerbatimChar"/>
+          <w:lang w:val="uk"/>
+        </w:rPr>
+        <w:t xml:space="preserve">SyncPanel</w:t>
+      </w:r>
+      <w:r>
+        <w:rPr>
+          <w:lang w:val="uk"/>
+        </w:rPr>
+        <w:t xml:space="preserve"> </w:t>
+      </w:r>
+      <w:r>
+        <w:rPr>
+          <w:lang w:val="uk"/>
+        </w:rPr>
+        <w:t xml:space="preserve">сама володіє станом</w:t>
+      </w:r>
+      <w:r>
+        <w:rPr>
+          <w:lang w:val="uk"/>
+        </w:rPr>
+        <w:t xml:space="preserve"> </w:t>
+      </w:r>
+      <w:r>
+        <w:rPr>
+          <w:rStyle w:val="VerbatimChar"/>
+          <w:lang w:val="uk"/>
+        </w:rPr>
+        <w:t xml:space="preserve">busy</w:t>
+      </w:r>
+      <w:r>
+        <w:rPr>
+          <w:lang w:val="uk"/>
+        </w:rPr>
+        <w:t xml:space="preserve">/</w:t>
+      </w:r>
+      <w:r>
+        <w:rPr>
+          <w:rStyle w:val="VerbatimChar"/>
+          <w:lang w:val="uk"/>
+        </w:rPr>
+        <w:t xml:space="preserve">progress</w:t>
+      </w:r>
+      <w:r>
+        <w:rPr>
+          <w:lang w:val="uk"/>
+        </w:rPr>
+        <w:t xml:space="preserve">/</w:t>
+      </w:r>
+      <w:r>
+        <w:rPr>
+          <w:rStyle w:val="VerbatimChar"/>
+          <w:lang w:val="uk"/>
+        </w:rPr>
+        <w:t xml:space="preserve">report</w:t>
+      </w:r>
+      <w:r>
+        <w:rPr>
+          <w:lang w:val="uk"/>
+        </w:rPr>
+        <w:t xml:space="preserve">/</w:t>
+      </w:r>
+      <w:r>
+        <w:rPr>
+          <w:rStyle w:val="VerbatimChar"/>
+          <w:lang w:val="uk"/>
+        </w:rPr>
+        <w:t xml:space="preserve">error</w:t>
+      </w:r>
+      <w:r>
+        <w:rPr>
+          <w:lang w:val="uk"/>
+        </w:rPr>
+        <w:t xml:space="preserve">; кожен клієнт лишає собі лише тонку обгортку (</w:t>
+      </w:r>
+      <w:r>
+        <w:rPr>
+          <w:rStyle w:val="VerbatimChar"/>
+          <w:lang w:val="uk"/>
+        </w:rPr>
+        <w:t xml:space="preserve">apps/desktop/src/renderer/src/components/SyncPanel.tsx</w:t>
+      </w:r>
+      <w:r>
+        <w:rPr>
+          <w:lang w:val="uk"/>
+        </w:rPr>
+        <w:t xml:space="preserve">,</w:t>
+      </w:r>
+      <w:r>
+        <w:rPr>
+          <w:lang w:val="uk"/>
+        </w:rPr>
+        <w:t xml:space="preserve"> </w:t>
+      </w:r>
+      <w:r>
+        <w:rPr>
+          <w:rStyle w:val="VerbatimChar"/>
+          <w:lang w:val="uk"/>
+        </w:rPr>
+        <w:t xml:space="preserve">apps/web/src/components/SyncPanel.tsx</w:t>
+      </w:r>
+      <w:r>
+        <w:rPr>
+          <w:lang w:val="uk"/>
+        </w:rPr>
+        <w:t xml:space="preserve">), що постачає в неї</w:t>
+      </w:r>
+      <w:r>
+        <w:rPr>
+          <w:lang w:val="uk"/>
+        </w:rPr>
+        <w:t xml:space="preserve"> </w:t>
+      </w:r>
+      <w:r>
+        <w:rPr>
+          <w:rStyle w:val="VerbatimChar"/>
+          <w:lang w:val="uk"/>
+        </w:rPr>
+        <w:t xml:space="preserve">pickFolder</w:t>
+      </w:r>
+      <w:r>
+        <w:rPr>
+          <w:lang w:val="uk"/>
+        </w:rPr>
+        <w:t xml:space="preserve"> </w:t>
+      </w:r>
+      <w:r>
+        <w:rPr>
+          <w:lang w:val="uk"/>
+        </w:rPr>
+        <w:t xml:space="preserve">і</w:t>
+      </w:r>
+      <w:r>
+        <w:rPr>
+          <w:lang w:val="uk"/>
+        </w:rPr>
+        <w:t xml:space="preserve"> </w:t>
+      </w:r>
+      <w:r>
+        <w:rPr>
+          <w:rStyle w:val="VerbatimChar"/>
+          <w:lang w:val="uk"/>
+        </w:rPr>
+        <w:t xml:space="preserve">runSync</w:t>
+      </w:r>
+      <w:r>
+        <w:rPr>
+          <w:lang w:val="uk"/>
+        </w:rPr>
+        <w:t xml:space="preserve"> </w:t>
+      </w:r>
+      <w:r>
+        <w:rPr>
+          <w:lang w:val="uk"/>
+        </w:rPr>
+        <w:t xml:space="preserve">— платформозалежний вибір папки та власне запуск синхронізації (IPC до головного процесу на десктопі,</w:t>
+      </w:r>
+      <w:r>
+        <w:rPr>
+          <w:lang w:val="uk"/>
+        </w:rPr>
+        <w:t xml:space="preserve"> </w:t>
+      </w:r>
+      <w:r>
+        <w:rPr>
+          <w:rStyle w:val="VerbatimChar"/>
+          <w:lang w:val="uk"/>
+        </w:rPr>
+        <w:t xml:space="preserve">BrowserSyncEngine</w:t>
+      </w:r>
+      <w:r>
+        <w:rPr>
+          <w:lang w:val="uk"/>
+        </w:rPr>
+        <w:t xml:space="preserve"> </w:t>
+      </w:r>
+      <w:r>
+        <w:rPr>
+          <w:lang w:val="uk"/>
+        </w:rPr>
+        <w:t xml:space="preserve">у браузері).</w:t>
+      </w:r>
     </w:p>
     <w:p>
       <w:pPr>
@@ -2215,7 +2405,7 @@
               <w:rPr>
                 <w:lang w:val="uk"/>
               </w:rPr>
-              <w:t xml:space="preserve">Будь-яка ОС з підтримуваним браузером; повна функціональність (drag-out, синхронізація папки) лише в Chrome/Edge через File System Access API, Firefox/Safari — без синхронізації папки</w:t>
+              <w:t xml:space="preserve">Будь-яка ОС з підтримуваним браузером; повна функціональність (синхронізація папки) лише в Chrome/Edge через File System Access API, Firefox/Safari — без синхронізації папки</w:t>
             </w:r>
           </w:p>
         </w:tc>
@@ -2297,20 +2487,45 @@
               <w:rPr>
                 <w:lang w:val="uk"/>
               </w:rPr>
-              <w:t xml:space="preserve">Same-origin політика браузера, CORS на сервері (</w:t>
+              <w:t xml:space="preserve">Same-origin політика браузера, TLS на транспорті (Caddy/Let’s Encrypt); production API дозволяє довільне джерело (</w:t>
             </w:r>
             <w:r>
               <w:rPr>
                 <w:rStyle w:val="VerbatimChar"/>
                 <w:lang w:val="uk"/>
               </w:rPr>
-              <w:t xml:space="preserve">CORS_ORIGINS</w:t>
-            </w:r>
-            <w:r>
-              <w:rPr>
-                <w:lang w:val="uk"/>
-              </w:rPr>
-              <w:t xml:space="preserve">), TLS на транспорті (Caddy/Let’s Encrypt); XSS у веб-клієнті потенційно небезпечніший, бо токен лежить у</w:t>
+              <w:t xml:space="preserve">CORS_ORIGINS=*</w:t>
+            </w:r>
+            <w:r>
+              <w:rPr>
+                <w:lang w:val="uk"/>
+              </w:rPr>
+              <w:t xml:space="preserve">), бо десктоп-клієнт надсилає</w:t>
+            </w:r>
+            <w:r>
+              <w:rPr>
+                <w:lang w:val="uk"/>
+              </w:rPr>
+              <w:t xml:space="preserve"> </w:t>
+            </w:r>
+            <w:r>
+              <w:rPr>
+                <w:rStyle w:val="VerbatimChar"/>
+                <w:lang w:val="uk"/>
+              </w:rPr>
+              <w:t xml:space="preserve">Origin: null</w:t>
+            </w:r>
+            <w:r>
+              <w:rPr>
+                <w:lang w:val="uk"/>
+              </w:rPr>
+              <w:t xml:space="preserve"> </w:t>
+            </w:r>
+            <w:r>
+              <w:rPr>
+                <w:lang w:val="uk"/>
+              </w:rPr>
+              <w:t xml:space="preserve">і API все одно автентифікує лише за Bearer-токеном без cookie; XSS у веб-клієнті потенційно небезпечніший, бо токен лежить у</w:t>
             </w:r>
             <w:r>
               <w:rPr>
@@ -3467,7 +3682,7 @@
         <w:rPr>
           <w:lang w:val="uk"/>
         </w:rPr>
-        <w:t xml:space="preserve">— 47,</w:t>
+        <w:t xml:space="preserve">— 51,</w:t>
       </w:r>
       <w:r>
         <w:rPr>
@@ -3542,7 +3757,7 @@
         <w:rPr>
           <w:lang w:val="uk"/>
         </w:rPr>
-        <w:t xml:space="preserve">— 4, разом 81 тест, усі проходять (</w:t>
+        <w:t xml:space="preserve">— 4, разом 85 тестів, усі проходять (</w:t>
       </w:r>
       <w:r>
         <w:rPr>

--- a/docs/reports/stage4-comparison.docx
+++ b/docs/reports/stage4-comparison.docx
@@ -159,7 +159,7 @@
         <w:rPr>
           <w:lang w:val="uk"/>
         </w:rPr>
-        <w:t xml:space="preserve">,</w:t>
+        <w:t xml:space="preserve">» / «лише</w:t>
       </w:r>
       <w:r>
         <w:rPr>
@@ -1426,7 +1426,7 @@
         <w:rPr>
           <w:lang w:val="uk"/>
         </w:rPr>
-        <w:t xml:space="preserve">для внутрішніх пакетів), однакова українська термінологія інтерфейсу («Увійти», «Зареєструватися», «Оновити», «Скачати», «Видалити», «Вийти», «Усі файли», «Лише .cpp, .png», «Синхронізувати», «Обрати папку»).</w:t>
+        <w:t xml:space="preserve">для внутрішніх пакетів), однакова українська термінологія інтерфейсу («Увійти», «Зареєструватися», «Оновити», «Скачати», «Видалити», «Вийти», «Усі файли», «Лише .cpp», «Лише .png», «Синхронізувати», «Обрати папку»).</w:t>
       </w:r>
     </w:p>
     <w:bookmarkEnd w:id="10"/>

--- a/docs/reports/stage4-comparison.docx
+++ b/docs/reports/stage4-comparison.docx
@@ -15,35 +15,13 @@
     </w:p>
     <w:p>
       <w:pPr>
-        <w:pStyle w:val="Subtitle"/>
-      </w:pPr>
-      <w:r>
-        <w:rPr>
-          <w:lang w:val="uk"/>
-        </w:rPr>
-        <w:t xml:space="preserve">Порівняльний аналіз десктоп- і веб-версій</w:t>
-      </w:r>
-    </w:p>
-    <w:p>
-      <w:pPr>
         <w:pStyle w:val="Author"/>
       </w:pPr>
       <w:r>
         <w:rPr>
           <w:lang w:val="uk"/>
         </w:rPr>
-        <w:t xml:space="preserve">Виконав: студент групи МІ-41 Петров Богдан</w:t>
-      </w:r>
-    </w:p>
-    <w:p>
-      <w:pPr>
-        <w:pStyle w:val="Author"/>
-      </w:pPr>
-      <w:r>
-        <w:rPr>
-          <w:lang w:val="uk"/>
-        </w:rPr>
-        <w:t xml:space="preserve">Перевірив: ________________</w:t>
+        <w:t xml:space="preserve">Студента четвертого курсу групи МІ-41 факультету комп’ютерних наук та кібернетики Петрова Богдана Вікторовича</w:t>
       </w:r>
     </w:p>
     <w:p>
@@ -54,31 +32,7 @@
         <w:rPr>
           <w:lang w:val="uk"/>
         </w:rPr>
-        <w:t xml:space="preserve">Київський національний університет імені Тараса Шевченка</w:t>
-      </w:r>
-      <w:r>
-        <w:rPr>
-          <w:lang w:val="uk"/>
-        </w:rPr>
-        <w:t xml:space="preserve"> </w:t>
-      </w:r>
-      <w:r>
-        <w:rPr>
-          <w:lang w:val="uk"/>
-        </w:rPr>
-        <w:t xml:space="preserve">Дисципліна «Інформаційні технології»</w:t>
-      </w:r>
-      <w:r>
-        <w:rPr>
-          <w:lang w:val="uk"/>
-        </w:rPr>
-        <w:t xml:space="preserve"> </w:t>
-      </w:r>
-      <w:r>
-        <w:rPr>
-          <w:lang w:val="uk"/>
-        </w:rPr>
-        <w:t xml:space="preserve">Київ — 2026</w:t>
+        <w:t xml:space="preserve">Київ-2026</w:t>
       </w:r>
     </w:p>
     <w:sdt>

--- a/docs/reports/stage4-comparison.docx
+++ b/docs/reports/stage4-comparison.docx
@@ -4494,7 +4494,7 @@
       </w:r>
     </w:p>
     <w:bookmarkEnd w:id="13"/>
-    <w:bookmarkStart w:id="14" w:name="висновки"/>
+    <w:bookmarkStart w:id="15" w:name="висновки"/>
     <w:p>
       <w:pPr>
         <w:pStyle w:val="Heading1"/>
@@ -4556,7 +4556,34 @@
         <w:rPr>
           <w:lang w:val="uk"/>
         </w:rPr>
-        <w:t xml:space="preserve">, один REST API) і відрізняються лише в тонкому платформозалежному шарі: зберігання сесії, доступ до файлової системи, спосіб синхронізації та пакування. Виміряні дані підтверджують, що ця спільність — не декларація, а факт коду: 65 % рядків клієнтського інтерфейсу й логіки написано один раз для обох платформ. Відмінності, що лишаються (автоматичне відстеження папки, двонапрямний drag-and-drop, спосіб зберігання токена), випливають із меж можливостей веб-платформи, а не з різного рівня реалізації. Для системи типу 2 оптимальна стратегія — веб-версія як основний канал (нульове встановлення, миттєве оновлення, один стек розгортання), десктоп-версія — як додатковий клієнт для сценаріїв, що потребують автоматичної синхронізації та drag-out; сервер на момент написання звіту підготовлено до розгортання (</w:t>
+        <w:t xml:space="preserve">, один REST API) і відрізняються лише в тонкому платформозалежному шарі: зберігання сесії, доступ до файлової системи, спосіб синхронізації та пакування. Виміряні дані підтверджують, що ця спільність — не декларація, а факт коду: 65 % рядків клієнтського інтерфейсу й логіки написано один раз для обох платформ. Відмінності, що лишаються (автоматичне відстеження папки, двонапрямний drag-and-drop, спосіб зберігання токена), випливають із меж можливостей веб-платформи, а не з різного рівня реалізації. Для системи типу 2 оптимальна стратегія — веб-версія як основний канал (нульове встановлення, миттєве оновлення, один стек розгортання), десктоп-версія — як додатковий клієнт для сценаріїв, що потребують автоматичної синхронізації та drag-out; сервер опубліковано в інтернеті на віртуальній машині Hetzner Cloud за адресою</w:t>
+      </w:r>
+      <w:r>
+        <w:rPr>
+          <w:lang w:val="uk"/>
+        </w:rPr>
+        <w:t xml:space="preserve"> </w:t>
+      </w:r>
+      <w:hyperlink r:id="rId14">
+        <w:r>
+          <w:rPr>
+            <w:rStyle w:val="Hyperlink"/>
+            <w:lang w:val="uk"/>
+          </w:rPr>
+          <w:t xml:space="preserve">https://minidrive.trelawney.tech</w:t>
+        </w:r>
+      </w:hyperlink>
+      <w:r>
+        <w:rPr>
+          <w:lang w:val="uk"/>
+        </w:rPr>
+        <w:t xml:space="preserve"> </w:t>
+      </w:r>
+      <w:r>
+        <w:rPr>
+          <w:lang w:val="uk"/>
+        </w:rPr>
+        <w:t xml:space="preserve">(</w:t>
       </w:r>
       <w:r>
         <w:rPr>
@@ -4569,10 +4596,10 @@
         <w:rPr>
           <w:lang w:val="uk"/>
         </w:rPr>
-        <w:t xml:space="preserve">, Caddy з автоматичним TLS), але ще не опубліковано в інтернеті — публічна адреса буде додана після розгортання користувачем на VM.</w:t>
+        <w:t xml:space="preserve">, Caddy з автоматичним TLS), і обидва клієнти працюють з ним без змін у коді.</w:t>
       </w:r>
     </w:p>
-    <w:bookmarkEnd w:id="14"/>
+    <w:bookmarkEnd w:id="15"/>
     <w:sectPr>
       <w:footnotePr>
         <w:numRestart w:val="eachSect"/>
